--- a/courts/eighth-circuit/nebraska/state/court-of-appeals/opening-brief/usage/OUTPUT-opening-brief.docx
+++ b/courts/eighth-circuit/nebraska/state/court-of-appeals/opening-brief/usage/OUTPUT-opening-brief.docx
@@ -5315,13 +5315,7 @@
         <w:noBreakHyphen/>
       </w:r>
       <w:r>
-        <w:t xml:space="preserve">303). “The entry of a judgment, decree, or final order occurs when the clerk of the court places the file stamp and date upon the judgment, decree, or final order.” Neb. Rev. Stat. § 25</w:t>
-      </w:r>
-      <w:r>
-        <w:noBreakHyphen/>
-      </w:r>
-      <w:r>
-        <w:t xml:space="preserve">1301(3).</w:t>
+        <w:t xml:space="preserve">303). “The entry of a judgment, decree, or final order occurs when the clerk of the court places the file stamp and date upon the judgment, decree, or final order.” Neb. Rev. Stat. § 25-⁠1301(3).</w:t>
       </w:r>
     </w:p>
     <w:p>
@@ -5329,13 +5323,7 @@
         <w:pStyle w:val="BodyText"/>
       </w:pPr>
       <w:r>
-        <w:t xml:space="preserve">For purposes of Neb. Rev. Stat. § 25</w:t>
-      </w:r>
-      <w:r>
-        <w:noBreakHyphen/>
-      </w:r>
-      <w:r>
-        <w:t xml:space="preserve">1301,</w:t>
+        <w:t xml:space="preserve">For purposes of Neb. Rev. Stat. § 25-⁠1301,</w:t>
       </w:r>
       <w:r>
         <w:t xml:space="preserve"> </w:t>
@@ -5558,32 +5546,40 @@
         <w:pStyle w:val="BodyText"/>
       </w:pPr>
       <w:r>
-        <w:t xml:space="preserve">The issue presented in this appeal is whether Harder Capital may recover damages and attorney fees pursuant to Neb. Rev. Stat. § 25</w:t>
+        <w:t xml:space="preserve">The issue presented in this appeal is whether Harder Capital may recover damages and attorney fees pursuant to Neb. Rev. Stat. § 25-⁠1067</w:t>
+      </w:r>
+      <w:r>
+        <w:t xml:space="preserve"> </w:t>
+      </w:r>
+      <w:r>
+        <w:t xml:space="preserve">after being wrongfully enjoined from doing certain kinds of work pursuant to the terms of an invalid noncompete restrictive covenant contained in an agreement with Big Iron Auction Company (“Big Iron”). Ordinarily, “if an injunction is wrongfully granted, the party requesting the injunction is required to pay all damages and reasonable attorney fees to the enjoined party.”</w:t>
+      </w:r>
+      <w:r>
+        <w:t xml:space="preserve"> </w:t>
+      </w:r>
+      <w:r>
+        <w:rPr>
+          <w:i/>
+          <w:iCs/>
+        </w:rPr>
+        <w:t xml:space="preserve">Koch v. Aupperle</w:t>
+      </w:r>
+      <w:r>
+        <w:t xml:space="preserve">, 277 Neb. 560, 560, 763 N.W.2d 415, 417 (2009). However, the procedural history of the case is relevant to the question presented on appeal.</w:t>
+      </w:r>
+    </w:p>
+    <w:p>
+      <w:pPr>
+        <w:pStyle w:val="BodyText"/>
+      </w:pPr>
+      <w:r>
+        <w:t xml:space="preserve">This case began primarily as a breach of contract case. (T3). Since 2009, Mr. Harder or Harder Capital had been engaged by Big Iron as an independent sales representative (“ISR”), which allowed Harder Capital to sell Big Iron’s online auction platform services to customers in exchange for commissions. (T2). On April 13, 2023, Harder Capital entered into an Independent Sales Representative Agreement (“ISR Agreement”) that contained restrictive covenants applicable during and after Harder Capital’s tenure as an ISR for Big Iron. (T4</w:t>
       </w:r>
       <w:r>
         <w:noBreakHyphen/>
       </w:r>
       <w:r>
-        <w:t xml:space="preserve">1067</w:t>
-      </w:r>
-      <w:r>
-        <w:t xml:space="preserve"> </w:t>
-      </w:r>
-      <w:r>
-        <w:t xml:space="preserve">after being wrongfully enjoined from doing certain kinds of work pursuant to the terms of an invalid noncompete restrictive covenant contained in an agreement with Big Iron Auction Company (“Big Iron”). Ordinarily, “if an injunction is wrongfully granted, the party requesting the injunction is required to pay all damages and reasonable attorney fees to the enjoined party.”</w:t>
-      </w:r>
-      <w:r>
-        <w:t xml:space="preserve"> </w:t>
-      </w:r>
-      <w:r>
-        <w:rPr>
-          <w:i/>
-          <w:iCs/>
-        </w:rPr>
-        <w:t xml:space="preserve">Koch v. Aupperle</w:t>
-      </w:r>
-      <w:r>
-        <w:t xml:space="preserve">, 277 Neb. 560, 560, 763 N.W.2d 415, 417 (2009). However, the procedural history of the case is relevant to the question presented on appeal.</w:t>
+        <w:t xml:space="preserve">5).</w:t>
       </w:r>
     </w:p>
     <w:p>
@@ -5591,13 +5587,31 @@
         <w:pStyle w:val="BodyText"/>
       </w:pPr>
       <w:r>
-        <w:t xml:space="preserve">This case began primarily as a breach of contract case. (T3). Since 2009, Mr. Harder or Harder Capital had been engaged by Big Iron as an independent sales representative (“ISR”), which allowed Harder Capital to sell Big Iron’s online auction platform services to customers in exchange for commissions. (T2). On April 13, 2023, Harder Capital entered into an Independent Sales Representative Agreement (“ISR Agreement”) that contained restrictive covenants applicable during and after Harder Capital’s tenure as an ISR for Big Iron. (T4</w:t>
+        <w:t xml:space="preserve">In October of 2023, Harder Capital ceased doing business with Big Iron as an ISR and began selling auction services using a different online platform in violation of the terms of the restrictive covenants contained in the ISR Agreement. (T5</w:t>
       </w:r>
       <w:r>
         <w:noBreakHyphen/>
       </w:r>
       <w:r>
-        <w:t xml:space="preserve">5).</w:t>
+        <w:t xml:space="preserve">7). Big Iron filed suit against Harder Capital and Mr. Harder for breach of the ISR Agreement, injunctive relief, and tortious interference with a business relationship. (T9</w:t>
+      </w:r>
+      <w:r>
+        <w:noBreakHyphen/>
+      </w:r>
+      <w:r>
+        <w:t xml:space="preserve">13). Shortly after filing its complaint, Big Iron also moved for a temporary injunction. (T21</w:t>
+      </w:r>
+      <w:r>
+        <w:noBreakHyphen/>
+      </w:r>
+      <w:r>
+        <w:t xml:space="preserve">28). Harder Capital filed a motion to dismiss and compel Big Iron’s breach of contract and tortious interference claims to arbitration pursuant to a mandatory arbitration clause contained in the ISR Agreement. (T92). In response to the competing motions, the district court referred the parties’ claims and defenses, other than Big Iron’s claim for injunctive relief, to arbitration and granted Big Iron’s motion for a temporary injunction preventing Harder Capital and Mr. Harder from doing business with customers Harder Capital did business with while Harder Capital was a Big Iron ISR. (T120</w:t>
+      </w:r>
+      <w:r>
+        <w:noBreakHyphen/>
+      </w:r>
+      <w:r>
+        <w:t xml:space="preserve">122).</w:t>
       </w:r>
     </w:p>
     <w:p>
@@ -5605,31 +5619,19 @@
         <w:pStyle w:val="BodyText"/>
       </w:pPr>
       <w:r>
-        <w:t xml:space="preserve">In October of 2023, Harder Capital ceased doing business with Big Iron as an ISR and began selling auction services using a different online platform in violation of the terms of the restrictive covenants contained in the ISR Agreement. (T5</w:t>
+        <w:t xml:space="preserve">During the arbitration proceeding on Big Iron’s breach of contract and tortious interference claims and Harder Capital’s counterclaim for payment of unpaid commissions and damages caused by a persistent glitch in Big Iron’s online platform, it was determined that the restrictive covenants contained in the ISR Agreement were invalid and unenforceable. (T214</w:t>
       </w:r>
       <w:r>
         <w:noBreakHyphen/>
       </w:r>
       <w:r>
-        <w:t xml:space="preserve">7). Big Iron filed suit against Harder Capital and Mr. Harder for breach of the ISR Agreement, injunctive relief, and tortious interference with a business relationship. (T9</w:t>
+        <w:t xml:space="preserve">226, E15, p. 57</w:t>
       </w:r>
       <w:r>
         <w:noBreakHyphen/>
       </w:r>
       <w:r>
-        <w:t xml:space="preserve">13). Shortly after filing its complaint, Big Iron also moved for a temporary injunction. (T21</w:t>
-      </w:r>
-      <w:r>
-        <w:noBreakHyphen/>
-      </w:r>
-      <w:r>
-        <w:t xml:space="preserve">28). Harder Capital filed a motion to dismiss and compel Big Iron’s breach of contract and tortious interference claims to arbitration pursuant to a mandatory arbitration clause contained in the ISR Agreement. (T92). In response to the competing motions, the district court referred the parties’ claims and defenses, other than Big Iron’s claim for injunctive relief, to arbitration and granted Big Iron’s motion for a temporary injunction preventing Harder Capital and Mr. Harder from doing business with customers Harder Capital did business with while Harder Capital was a Big Iron ISR. (T120</w:t>
-      </w:r>
-      <w:r>
-        <w:noBreakHyphen/>
-      </w:r>
-      <w:r>
-        <w:t xml:space="preserve">122).</w:t>
+        <w:t xml:space="preserve">60). Accordingly, on December 6, 2024 the district court vacated the temporary injunction previously entered December 11, 2023 that enforced the restrictive covenants contained in the ISR Agreement and prevented Harder Capital and Mr. Harder from doing business with their former customers. (T211).</w:t>
       </w:r>
     </w:p>
     <w:p>
@@ -5637,33 +5639,7 @@
         <w:pStyle w:val="BodyText"/>
       </w:pPr>
       <w:r>
-        <w:t xml:space="preserve">During the arbitration proceeding on Big Iron’s breach of contract and tortious interference claims and Harder Capital’s counterclaim for payment of unpaid commissions and damages caused by a persistent glitch in Big Iron’s online platform, it was determined that the restrictive covenants contained in the ISR Agreement were invalid and unenforceable. (T214</w:t>
-      </w:r>
-      <w:r>
-        <w:noBreakHyphen/>
-      </w:r>
-      <w:r>
-        <w:t xml:space="preserve">226, E15, p. 57</w:t>
-      </w:r>
-      <w:r>
-        <w:noBreakHyphen/>
-      </w:r>
-      <w:r>
-        <w:t xml:space="preserve">60). Accordingly, on December 6, 2024 the district court vacated the temporary injunction previously entered December 11, 2023 that enforced the restrictive covenants contained in the ISR Agreement and prevented Harder Capital and Mr. Harder from doing business with their former customers. (T211).</w:t>
-      </w:r>
-    </w:p>
-    <w:p>
-      <w:pPr>
-        <w:pStyle w:val="BodyText"/>
-      </w:pPr>
-      <w:r>
-        <w:t xml:space="preserve">Once the temporary injunction was vacated, Harder Capital filed a motion to assess damages, costs, and attorney fees caused as a result of the wrongful injunction pursuant to Neb. Rev. Stat. § 25</w:t>
-      </w:r>
-      <w:r>
-        <w:noBreakHyphen/>
-      </w:r>
-      <w:r>
-        <w:t xml:space="preserve">1067.</w:t>
+        <w:t xml:space="preserve">Once the temporary injunction was vacated, Harder Capital filed a motion to assess damages, costs, and attorney fees caused as a result of the wrongful injunction pursuant to Neb. Rev. Stat. § 25-⁠1067.</w:t>
       </w:r>
       <w:r>
         <w:t xml:space="preserve"> </w:t>
@@ -6137,13 +6113,7 @@
         <w:pStyle w:val="BodyText"/>
       </w:pPr>
       <w:r>
-        <w:t xml:space="preserve">2. Pursuant to Neb. Rev. Stat. §§ 25</w:t>
-      </w:r>
-      <w:r>
-        <w:noBreakHyphen/>
-      </w:r>
-      <w:r>
-        <w:t xml:space="preserve">1067</w:t>
+        <w:t xml:space="preserve">2. Pursuant to Neb. Rev. Stat. §§ 25-⁠1067</w:t>
       </w:r>
       <w:r>
         <w:t xml:space="preserve"> </w:t>
@@ -6673,13 +6643,7 @@
         <w:noBreakHyphen/>
       </w:r>
       <w:r>
-        <w:t xml:space="preserve">122). To allow the temporary injunction to go into place, the district court required Big Iron to give an undertaking in the amount of $300,000 pursuant to Neb. Rev. Stat. § 25</w:t>
-      </w:r>
-      <w:r>
-        <w:noBreakHyphen/>
-      </w:r>
-      <w:r>
-        <w:t xml:space="preserve">1067.</w:t>
+        <w:t xml:space="preserve">122). To allow the temporary injunction to go into place, the district court required Big Iron to give an undertaking in the amount of $300,000 pursuant to Neb. Rev. Stat. § 25-⁠1067.</w:t>
       </w:r>
       <w:r>
         <w:t xml:space="preserve"> </w:t>
@@ -6693,13 +6657,7 @@
         <w:pStyle w:val="BodyText"/>
       </w:pPr>
       <w:r>
-        <w:t xml:space="preserve">Notwithstanding non-equitable claims being referred to arbitration, the district court appeared to indicate that it was retaining jurisdiction over at least some issues concerning the undertaking required by Neb. Rev. Stat. § 25</w:t>
-      </w:r>
-      <w:r>
-        <w:noBreakHyphen/>
-      </w:r>
-      <w:r>
-        <w:t xml:space="preserve">1067,</w:t>
+        <w:t xml:space="preserve">Notwithstanding non-equitable claims being referred to arbitration, the district court appeared to indicate that it was retaining jurisdiction over at least some issues concerning the undertaking required by Neb. Rev. Stat. § 25-⁠1067,</w:t>
       </w:r>
       <w:r>
         <w:t xml:space="preserve"> </w:t>
@@ -7688,25 +7646,13 @@
         <w:pStyle w:val="BodyText"/>
       </w:pPr>
       <w:r>
-        <w:t xml:space="preserve">Neb. Rev. Stat. § 25</w:t>
-      </w:r>
-      <w:r>
-        <w:noBreakHyphen/>
-      </w:r>
-      <w:r>
-        <w:t xml:space="preserve">1067</w:t>
-      </w:r>
-      <w:r>
-        <w:t xml:space="preserve"> </w:t>
-      </w:r>
-      <w:r>
-        <w:t xml:space="preserve">(emphasis added). “Pursuant to Neb. Rev. Stat. §§ 25</w:t>
-      </w:r>
-      <w:r>
-        <w:noBreakHyphen/>
-      </w:r>
-      <w:r>
-        <w:t xml:space="preserve">1067</w:t>
+        <w:t xml:space="preserve">Neb. Rev. Stat. § 25-⁠1067</w:t>
+      </w:r>
+      <w:r>
+        <w:t xml:space="preserve"> </w:t>
+      </w:r>
+      <w:r>
+        <w:t xml:space="preserve">(emphasis added). “Pursuant to Neb. Rev. Stat. §§ 25-⁠1067</w:t>
       </w:r>
       <w:r>
         <w:t xml:space="preserve"> </w:t>
@@ -9061,13 +9007,7 @@
         <w:pStyle w:val="BodyText"/>
       </w:pPr>
       <w:r>
-        <w:t xml:space="preserve">Issue preclusion is not applicable, primarily because the issue of costs, fees, and attorney’s fees caused by the wrongful injunction and recoverable after vacation of the wrongful injunction pursuant to Neb. Rev. Stat. § 25</w:t>
-      </w:r>
-      <w:r>
-        <w:noBreakHyphen/>
-      </w:r>
-      <w:r>
-        <w:t xml:space="preserve">1067</w:t>
+        <w:t xml:space="preserve">Issue preclusion is not applicable, primarily because the issue of costs, fees, and attorney’s fees caused by the wrongful injunction and recoverable after vacation of the wrongful injunction pursuant to Neb. Rev. Stat. § 25-⁠1067</w:t>
       </w:r>
       <w:r>
         <w:t xml:space="preserve"> </w:t>
@@ -9118,13 +9058,7 @@
         <w:pStyle w:val="BodyText"/>
       </w:pPr>
       <w:r>
-        <w:t xml:space="preserve">Big Iron could try to argue that the arbiter decided the issue of costs and attorney’s fees, but again the issue decided by the arbiter was different that the issue raised in Harder Capital’s motion to assess damages, costs, and fees for wrongful injunction. After the injunction had been vacated and determined to be wrongful, Harder Capital then had a legal basis to recover costs and fees under Neb. Rev. Stat. § 25</w:t>
-      </w:r>
-      <w:r>
-        <w:noBreakHyphen/>
-      </w:r>
-      <w:r>
-        <w:t xml:space="preserve">1067</w:t>
+        <w:t xml:space="preserve">Big Iron could try to argue that the arbiter decided the issue of costs and attorney’s fees, but again the issue decided by the arbiter was different that the issue raised in Harder Capital’s motion to assess damages, costs, and fees for wrongful injunction. After the injunction had been vacated and determined to be wrongful, Harder Capital then had a legal basis to recover costs and fees under Neb. Rev. Stat. § 25-⁠1067</w:t>
       </w:r>
       <w:r>
         <w:t xml:space="preserve"> </w:t>
@@ -9143,13 +9077,7 @@
         <w:t xml:space="preserve">Koch v. Aupperle</w:t>
       </w:r>
       <w:r>
-        <w:t xml:space="preserve">, 277 Neb. 560, 560, 763 N.W.2d 415, 417 (2009). During the arbitration, the only possible basis Harder Capital had to recover attorney’s fees was Neb. Rev. Stat. § 25</w:t>
-      </w:r>
-      <w:r>
-        <w:noBreakHyphen/>
-      </w:r>
-      <w:r>
-        <w:t xml:space="preserve">824,</w:t>
+        <w:t xml:space="preserve">, 277 Neb. 560, 560, 763 N.W.2d 415, 417 (2009). During the arbitration, the only possible basis Harder Capital had to recover attorney’s fees was Neb. Rev. Stat. § 25-⁠824,</w:t>
       </w:r>
       <w:r>
         <w:t xml:space="preserve"> </w:t>
@@ -10164,7 +10092,7 @@
         <w:pStyle w:val="XdQuoteOnly"/>
       </w:pPr>
       <w:r>
-        <w:t xml:space="preserve">[t]he judicial doctrines of [claim preclusion and issue preclusion] are based on the public policy that a party should not be able to relitigate a matter which it already has had an opportunity to litigate. . . . Stability in judgments grants to parties and others the certainty in the management of their affairs which results when a controversy is finally laid to rest. The doctrines of preclusion, however, should be flexible and must give way when their mechanical application would frustrate other social policies based on values equally or more important than the convenience afforded by finality in legal controversies.</w:t>
+        <w:t xml:space="preserve">[t]he judicial doctrines of [claim preclusion and issue preclusion] are based on the public policy that a party should not be able to relitigate a matter which it already has had an opportunity to litigate. ⁠. ⁠. ⁠. Stability in judgments grants to parties and others the certainty in the management of their affairs which results when a controversy is finally laid to rest. The doctrines of preclusion, however, should be flexible and must give way when their mechanical application would frustrate other social policies based on values equally or more important than the convenience afforded by finality in legal controversies.</w:t>
       </w:r>
     </w:p>
     <w:p>
@@ -10964,13 +10892,7 @@
         <w:pStyle w:val="XdTail"/>
       </w:pPr>
       <w:r>
-        <w:t xml:space="preserve">This submission complies with the requirements of Neb. Ct. R. § 2</w:t>
-      </w:r>
-      <w:r>
-        <w:noBreakHyphen/>
-      </w:r>
-      <w:r>
-        <w:t xml:space="preserve">103(C)⁠(3), specifically its typeface and maximum word limits. Relying on the word-count function of Microsoft Word, Version 19 this document contains 10,401 words excluding this certificate.</w:t>
+        <w:t xml:space="preserve">This submission complies with the requirements of Neb. Ct. R. § 2-⁠103(C)⁠(3), specifically its typeface and maximum word limits. Relying on the word-count function of Microsoft Word, Version 19 this document contains 10,401 words excluding this certificate.</w:t>
       </w:r>
     </w:p>
     <w:sectPr>
@@ -11778,6 +11700,7 @@
     <w:unhideWhenUsed/>
     <w:qFormat/>
     <w:pPr>
+      <w:keepLines/>
       <w:spacing w:before="0" w:after="140" w:line="276" w:lineRule="exact"/>
     </w:pPr>
     <w:rPr>
@@ -12028,6 +11951,33 @@
     <w:pPr>
       <w:spacing w:before="0" w:after="0" w:line="317" w:lineRule="exact"/>
       <w:ind w:left="2160" w:hanging="720"/>
+    </w:pPr>
+  </w:style>
+  <w:style w:type="paragraph" w:customStyle="1" w:styleId="XdQuoteList1">
+    <w:name w:val="Xd Quote List 1"/>
+    <w:basedOn w:val="Normal"/>
+    <w:qFormat/>
+    <w:pPr>
+      <w:spacing w:before="0" w:after="0" w:line="317" w:lineRule="exact"/>
+      <w:ind w:left="1440" w:right="720" w:hanging="720"/>
+    </w:pPr>
+  </w:style>
+  <w:style w:type="paragraph" w:customStyle="1" w:styleId="XdQuoteList2">
+    <w:name w:val="Xd Quote List 2"/>
+    <w:basedOn w:val="Normal"/>
+    <w:qFormat/>
+    <w:pPr>
+      <w:spacing w:before="0" w:after="0" w:line="317" w:lineRule="exact"/>
+      <w:ind w:left="2160" w:right="720" w:hanging="720"/>
+    </w:pPr>
+  </w:style>
+  <w:style w:type="paragraph" w:customStyle="1" w:styleId="XdQuoteList3">
+    <w:name w:val="Xd Quote List 3"/>
+    <w:basedOn w:val="Normal"/>
+    <w:qFormat/>
+    <w:pPr>
+      <w:spacing w:before="0" w:after="0" w:line="317" w:lineRule="exact"/>
+      <w:ind w:left="2880" w:right="720" w:hanging="720"/>
     </w:pPr>
   </w:style>
   <w:style w:type="paragraph" w:customStyle="1" w:styleId="XdQuoteOnly">

--- a/courts/eighth-circuit/nebraska/state/court-of-appeals/opening-brief/usage/OUTPUT-opening-brief.docx
+++ b/courts/eighth-circuit/nebraska/state/court-of-appeals/opening-brief/usage/OUTPUT-opening-brief.docx
@@ -41,11 +41,7 @@
           <w:b/>
           <w:bCs/>
         </w:rPr>
-        <w:t xml:space="preserve">A</w:t>
-        <w:noBreakHyphen/>
-        <w:t xml:space="preserve">25</w:t>
-        <w:noBreakHyphen/>
-        <w:t xml:space="preserve">429</w:t>
+        <w:t xml:space="preserve">A-⁠25-⁠429</w:t>
       </w:r>
     </w:p>
     <w:p>
@@ -567,9 +563,7 @@
         <w:t xml:space="preserve"> </w:t>
       </w:r>
       <w:r>
-        <w:t xml:space="preserve">382</w:t>
-        <w:noBreakHyphen/>
-        <w:t xml:space="preserve">1930</w:t>
+        <w:t xml:space="preserve">382-⁠1930</w:t>
       </w:r>
     </w:p>
     <w:p>
@@ -2235,11 +2229,7 @@
         <w:t xml:space="preserve"> </w:t>
       </w:r>
       <w:r>
-        <w:t xml:space="preserve">A</w:t>
-        <w:noBreakHyphen/>
-        <w:t xml:space="preserve">18</w:t>
-        <w:noBreakHyphen/>
-        <w:t xml:space="preserve">570,</w:t>
+        <w:t xml:space="preserve">A-⁠18-⁠570,</w:t>
       </w:r>
       <w:r>
         <w:t xml:space="preserve"> </w:t>
@@ -5018,9 +5008,7 @@
         <w:t xml:space="preserve"> </w:t>
       </w:r>
       <w:r>
-        <w:t xml:space="preserve">25</w:t>
-        <w:noBreakHyphen/>
-        <w:t xml:space="preserve">824</w:t>
+        <w:t xml:space="preserve">25-⁠824</w:t>
       </w:r>
       <w:r>
         <w:t xml:space="preserve">   </w:t>
@@ -5066,9 +5054,7 @@
         <w:t xml:space="preserve"> </w:t>
       </w:r>
       <w:r>
-        <w:t xml:space="preserve">25</w:t>
-        <w:noBreakHyphen/>
-        <w:t xml:space="preserve">1067</w:t>
+        <w:t xml:space="preserve">25-⁠1067</w:t>
       </w:r>
       <w:r>
         <w:t xml:space="preserve">   </w:t>
@@ -5114,9 +5100,7 @@
         <w:t xml:space="preserve"> </w:t>
       </w:r>
       <w:r>
-        <w:t xml:space="preserve">25</w:t>
-        <w:noBreakHyphen/>
-        <w:t xml:space="preserve">1301</w:t>
+        <w:t xml:space="preserve">25-⁠1301</w:t>
       </w:r>
       <w:r>
         <w:t xml:space="preserve">   </w:t>
@@ -5303,19 +5287,7 @@
         <w:pStyle w:val="BodyText"/>
       </w:pPr>
       <w:r>
-        <w:t xml:space="preserve">This is an appeal from the district court’s May 28, 2025 order on motion to assess damages, costs, and fees for wrongful injunction that also rendered judgment in favor of Defendants and Appellants, Harder Capital, LLC (“Harder Capital”) and Ryan M. Harder (“Mr. Harder”) (Appellants are collectively referred to as “Harder Capital” unless the context indicates otherwise). (T296</w:t>
-      </w:r>
-      <w:r>
-        <w:noBreakHyphen/>
-      </w:r>
-      <w:r>
-        <w:t xml:space="preserve">303). The district court’s May 28, 2025 order on motion to assess damages, costs, and fees for wrongful injunction directs the clerk of the district court to enter judgment in favor of Harder Capital and is file-stamped and dated by the clerk of the district court. (T296</w:t>
-      </w:r>
-      <w:r>
-        <w:noBreakHyphen/>
-      </w:r>
-      <w:r>
-        <w:t xml:space="preserve">303). “The entry of a judgment, decree, or final order occurs when the clerk of the court places the file stamp and date upon the judgment, decree, or final order.” Neb. Rev. Stat. § 25-⁠1301(3).</w:t>
+        <w:t xml:space="preserve">This is an appeal from the district court’s May 28, 2025 order on motion to assess damages, costs, and fees for wrongful injunction that also rendered judgment in favor of Defendants and Appellants, Harder Capital, LLC (“Harder Capital”) and Ryan M. Harder (“Mr. Harder”) (Appellants are collectively referred to as “Harder Capital” unless the context indicates otherwise). (T296-⁠303). The district court’s May 28, 2025 order on motion to assess damages, costs, and fees for wrongful injunction directs the clerk of the district court to enter judgment in favor of Harder Capital and is file-stamped and dated by the clerk of the district court. (T296-⁠303). “The entry of a judgment, decree, or final order occurs when the clerk of the court places the file stamp and date upon the judgment, decree, or final order.” Neb. Rev. Stat. § 25-⁠1301(3).</w:t>
       </w:r>
     </w:p>
     <w:p>
@@ -5382,19 +5354,7 @@
         <w:t xml:space="preserve">&amp; Siding, Inc. v. Distribution, Inc.</w:t>
       </w:r>
       <w:r>
-        <w:t xml:space="preserve">, 316 Neb. 952, 968</w:t>
-      </w:r>
-      <w:r>
-        <w:noBreakHyphen/>
-      </w:r>
-      <w:r>
-        <w:t xml:space="preserve">69, 7 N.W.3d 868, 881</w:t>
-      </w:r>
-      <w:r>
-        <w:noBreakHyphen/>
-      </w:r>
-      <w:r>
-        <w:t xml:space="preserve">82 (2024). The district court’s May 28, 2025 order on motion to assess damages, costs, and fees for wrongful injunction disposed of all issues remaining before the district court and was a final determination of the parties’ rights.</w:t>
+        <w:t xml:space="preserve">, 316 Neb. 952, 968-⁠69, 7 N.W.3d 868, 881-⁠82 (2024). The district court’s May 28, 2025 order on motion to assess damages, costs, and fees for wrongful injunction disposed of all issues remaining before the district court and was a final determination of the parties’ rights.</w:t>
       </w:r>
     </w:p>
     <w:p>
@@ -5573,13 +5533,7 @@
         <w:pStyle w:val="BodyText"/>
       </w:pPr>
       <w:r>
-        <w:t xml:space="preserve">This case began primarily as a breach of contract case. (T3). Since 2009, Mr. Harder or Harder Capital had been engaged by Big Iron as an independent sales representative (“ISR”), which allowed Harder Capital to sell Big Iron’s online auction platform services to customers in exchange for commissions. (T2). On April 13, 2023, Harder Capital entered into an Independent Sales Representative Agreement (“ISR Agreement”) that contained restrictive covenants applicable during and after Harder Capital’s tenure as an ISR for Big Iron. (T4</w:t>
-      </w:r>
-      <w:r>
-        <w:noBreakHyphen/>
-      </w:r>
-      <w:r>
-        <w:t xml:space="preserve">5).</w:t>
+        <w:t xml:space="preserve">This case began primarily as a breach of contract case. (T3). Since 2009, Mr. Harder or Harder Capital had been engaged by Big Iron as an independent sales representative (“ISR”), which allowed Harder Capital to sell Big Iron’s online auction platform services to customers in exchange for commissions. (T2). On April 13, 2023, Harder Capital entered into an Independent Sales Representative Agreement (“ISR Agreement”) that contained restrictive covenants applicable during and after Harder Capital’s tenure as an ISR for Big Iron. (T4-⁠5).</w:t>
       </w:r>
     </w:p>
     <w:p>
@@ -5587,31 +5541,7 @@
         <w:pStyle w:val="BodyText"/>
       </w:pPr>
       <w:r>
-        <w:t xml:space="preserve">In October of 2023, Harder Capital ceased doing business with Big Iron as an ISR and began selling auction services using a different online platform in violation of the terms of the restrictive covenants contained in the ISR Agreement. (T5</w:t>
-      </w:r>
-      <w:r>
-        <w:noBreakHyphen/>
-      </w:r>
-      <w:r>
-        <w:t xml:space="preserve">7). Big Iron filed suit against Harder Capital and Mr. Harder for breach of the ISR Agreement, injunctive relief, and tortious interference with a business relationship. (T9</w:t>
-      </w:r>
-      <w:r>
-        <w:noBreakHyphen/>
-      </w:r>
-      <w:r>
-        <w:t xml:space="preserve">13). Shortly after filing its complaint, Big Iron also moved for a temporary injunction. (T21</w:t>
-      </w:r>
-      <w:r>
-        <w:noBreakHyphen/>
-      </w:r>
-      <w:r>
-        <w:t xml:space="preserve">28). Harder Capital filed a motion to dismiss and compel Big Iron’s breach of contract and tortious interference claims to arbitration pursuant to a mandatory arbitration clause contained in the ISR Agreement. (T92). In response to the competing motions, the district court referred the parties’ claims and defenses, other than Big Iron’s claim for injunctive relief, to arbitration and granted Big Iron’s motion for a temporary injunction preventing Harder Capital and Mr. Harder from doing business with customers Harder Capital did business with while Harder Capital was a Big Iron ISR. (T120</w:t>
-      </w:r>
-      <w:r>
-        <w:noBreakHyphen/>
-      </w:r>
-      <w:r>
-        <w:t xml:space="preserve">122).</w:t>
+        <w:t xml:space="preserve">In October of 2023, Harder Capital ceased doing business with Big Iron as an ISR and began selling auction services using a different online platform in violation of the terms of the restrictive covenants contained in the ISR Agreement. (T5-⁠7). Big Iron filed suit against Harder Capital and Mr. Harder for breach of the ISR Agreement, injunctive relief, and tortious interference with a business relationship. (T9-⁠13). Shortly after filing its complaint, Big Iron also moved for a temporary injunction. (T21-⁠28). Harder Capital filed a motion to dismiss and compel Big Iron’s breach of contract and tortious interference claims to arbitration pursuant to a mandatory arbitration clause contained in the ISR Agreement. (T92). In response to the competing motions, the district court referred the parties’ claims and defenses, other than Big Iron’s claim for injunctive relief, to arbitration and granted Big Iron’s motion for a temporary injunction preventing Harder Capital and Mr. Harder from doing business with customers Harder Capital did business with while Harder Capital was a Big Iron ISR. (T120-⁠122).</w:t>
       </w:r>
     </w:p>
     <w:p>
@@ -5619,19 +5549,7 @@
         <w:pStyle w:val="BodyText"/>
       </w:pPr>
       <w:r>
-        <w:t xml:space="preserve">During the arbitration proceeding on Big Iron’s breach of contract and tortious interference claims and Harder Capital’s counterclaim for payment of unpaid commissions and damages caused by a persistent glitch in Big Iron’s online platform, it was determined that the restrictive covenants contained in the ISR Agreement were invalid and unenforceable. (T214</w:t>
-      </w:r>
-      <w:r>
-        <w:noBreakHyphen/>
-      </w:r>
-      <w:r>
-        <w:t xml:space="preserve">226, E15, p. 57</w:t>
-      </w:r>
-      <w:r>
-        <w:noBreakHyphen/>
-      </w:r>
-      <w:r>
-        <w:t xml:space="preserve">60). Accordingly, on December 6, 2024 the district court vacated the temporary injunction previously entered December 11, 2023 that enforced the restrictive covenants contained in the ISR Agreement and prevented Harder Capital and Mr. Harder from doing business with their former customers. (T211).</w:t>
+        <w:t xml:space="preserve">During the arbitration proceeding on Big Iron’s breach of contract and tortious interference claims and Harder Capital’s counterclaim for payment of unpaid commissions and damages caused by a persistent glitch in Big Iron’s online platform, it was determined that the restrictive covenants contained in the ISR Agreement were invalid and unenforceable. (T214-⁠226, E15, p. 57-⁠60). Accordingly, on December 6, 2024 the district court vacated the temporary injunction previously entered December 11, 2023 that enforced the restrictive covenants contained in the ISR Agreement and prevented Harder Capital and Mr. Harder from doing business with their former customers. (T211).</w:t>
       </w:r>
     </w:p>
     <w:p>
@@ -5739,13 +5657,7 @@
         <w:pStyle w:val="BodyText"/>
       </w:pPr>
       <w:r>
-        <w:t xml:space="preserve">All of the issues presented in Big Iron’s complaint and the various motions filed by the parties were disposed of during the case. Plaintiff’s complaint alleged three counts: 1) breach of contract, 2) injunctive relief, and 3) tortious interference with a business relationship. (T1</w:t>
-      </w:r>
-      <w:r>
-        <w:noBreakHyphen/>
-      </w:r>
-      <w:r>
-        <w:t xml:space="preserve">12).</w:t>
+        <w:t xml:space="preserve">All of the issues presented in Big Iron’s complaint and the various motions filed by the parties were disposed of during the case. Plaintiff’s complaint alleged three counts: 1) breach of contract, 2) injunctive relief, and 3) tortious interference with a business relationship. (T1-⁠12).</w:t>
       </w:r>
     </w:p>
     <w:p>
@@ -5753,19 +5665,7 @@
         <w:pStyle w:val="BodyText"/>
       </w:pPr>
       <w:r>
-        <w:t xml:space="preserve">The district court’s December 11, 2023 order disposed of Big Iron’s breach of contract and tortious interference with a business relationship claims by referring them to arbitration. (T120</w:t>
-      </w:r>
-      <w:r>
-        <w:noBreakHyphen/>
-      </w:r>
-      <w:r>
-        <w:t xml:space="preserve">122). Between the district court’s December 6, 2024 order vacating the temporary injunction and the district court’s May 20, 2025 order on motion to assess damages, costs, and fees for wrongful injunction, the remaining issues of injunctive relief and damages, costs, and fees for wrongful injunction were disposed of. (T211, T296</w:t>
-      </w:r>
-      <w:r>
-        <w:noBreakHyphen/>
-      </w:r>
-      <w:r>
-        <w:t xml:space="preserve">303).</w:t>
+        <w:t xml:space="preserve">The district court’s December 11, 2023 order disposed of Big Iron’s breach of contract and tortious interference with a business relationship claims by referring them to arbitration. (T120-⁠122). Between the district court’s December 6, 2024 order vacating the temporary injunction and the district court’s May 20, 2025 order on motion to assess damages, costs, and fees for wrongful injunction, the remaining issues of injunctive relief and damages, costs, and fees for wrongful injunction were disposed of. (T211, T296-⁠303).</w:t>
       </w:r>
     </w:p>
     <w:p>
@@ -5859,19 +5759,7 @@
         <w:pStyle w:val="BodyText"/>
       </w:pPr>
       <w:r>
-        <w:t xml:space="preserve">The district court denied Harder Capital’s motion to assess damages, costs, and fees for wrongful injunction in its entirety. (T296</w:t>
-      </w:r>
-      <w:r>
-        <w:noBreakHyphen/>
-      </w:r>
-      <w:r>
-        <w:t xml:space="preserve">303). Generally, the district court denied Harder Capital’s motion to assess damages, costs, and fees for wrongful injunction on the basis that the issue of damages, costs, and fees caused by the wrongfully entered injunction were a part of the arbiter’s award or should have been part of the arbiter’s award. (T301</w:t>
-      </w:r>
-      <w:r>
-        <w:noBreakHyphen/>
-      </w:r>
-      <w:r>
-        <w:t xml:space="preserve">302).</w:t>
+        <w:t xml:space="preserve">The district court denied Harder Capital’s motion to assess damages, costs, and fees for wrongful injunction in its entirety. (T296-⁠303). Generally, the district court denied Harder Capital’s motion to assess damages, costs, and fees for wrongful injunction on the basis that the issue of damages, costs, and fees caused by the wrongfully entered injunction were a part of the arbiter’s award or should have been part of the arbiter’s award. (T301-⁠302).</w:t>
       </w:r>
     </w:p>
     <w:p>
@@ -6119,13 +6007,7 @@
         <w:t xml:space="preserve"> </w:t>
       </w:r>
       <w:r>
-        <w:t xml:space="preserve">and 25</w:t>
-      </w:r>
-      <w:r>
-        <w:noBreakHyphen/>
-      </w:r>
-      <w:r>
-        <w:t xml:space="preserve">1079 (Reissue 2008), if an injunction is wrongfully granted, the party requesting the injunction is required to pay all damages and reasonable attorney fees to the enjoined party and is not limited to the amount of the bond.</w:t>
+        <w:t xml:space="preserve">and 25-⁠1079 (Reissue 2008), if an injunction is wrongfully granted, the party requesting the injunction is required to pay all damages and reasonable attorney fees to the enjoined party and is not limited to the amount of the bond.</w:t>
       </w:r>
       <w:r>
         <w:t xml:space="preserve"> </w:t>
@@ -6509,13 +6391,7 @@
         <w:pStyle w:val="BodyText"/>
       </w:pPr>
       <w:r>
-        <w:t xml:space="preserve">Big Iron filed its complaint on November 6, 2023. (T1). The complaint alleged that Big Iron provides auction services across the United States with specialties in the sale of agricultural, construction, and transportation equipment. (T2). Since approximately 2009, Harder Capital or Mr. Harder had been engaged by Big Iron as ISRs to provide sales referral services to promote listings of equipment for auction on Big Iron’s online platform. (T2). On April 13, 2023, Harder Capital executed an ISR Agreement that contained restrictive covenants which purported to restrict Harder Capital and/​or Mr. Harder from doing business with customers with whom Harder Capital and/​or Mr. Harder had personal contact with during Harder Capital’s tenure as an ISR for Big Iron. (T2</w:t>
-      </w:r>
-      <w:r>
-        <w:noBreakHyphen/>
-      </w:r>
-      <w:r>
-        <w:t xml:space="preserve">3).</w:t>
+        <w:t xml:space="preserve">Big Iron filed its complaint on November 6, 2023. (T1). The complaint alleged that Big Iron provides auction services across the United States with specialties in the sale of agricultural, construction, and transportation equipment. (T2). Since approximately 2009, Harder Capital or Mr. Harder had been engaged by Big Iron as ISRs to provide sales referral services to promote listings of equipment for auction on Big Iron’s online platform. (T2). On April 13, 2023, Harder Capital executed an ISR Agreement that contained restrictive covenants which purported to restrict Harder Capital and/​or Mr. Harder from doing business with customers with whom Harder Capital and/​or Mr. Harder had personal contact with during Harder Capital’s tenure as an ISR for Big Iron. (T2-⁠3).</w:t>
       </w:r>
     </w:p>
     <w:p>
@@ -6523,13 +6399,7 @@
         <w:pStyle w:val="BodyText"/>
       </w:pPr>
       <w:r>
-        <w:t xml:space="preserve">On October 23, 2023, Harder Capital stopped working as an ISR and the ISR Agreement was terminated. (T5). After Harder Capital ended its tenure as an ISR for Big Iron, Harder Capital continued to provide auction sales services for its previous customers who Harder Capital serviced previously on the Big Iron online auction platform, and those auction sales services were performed in violation of the terms of the restrictive covenants contained in the ISR Agreement. (T6</w:t>
-      </w:r>
-      <w:r>
-        <w:noBreakHyphen/>
-      </w:r>
-      <w:r>
-        <w:t xml:space="preserve">7).</w:t>
+        <w:t xml:space="preserve">On October 23, 2023, Harder Capital stopped working as an ISR and the ISR Agreement was terminated. (T5). After Harder Capital ended its tenure as an ISR for Big Iron, Harder Capital continued to provide auction sales services for its previous customers who Harder Capital serviced previously on the Big Iron online auction platform, and those auction sales services were performed in violation of the terms of the restrictive covenants contained in the ISR Agreement. (T6-⁠7).</w:t>
       </w:r>
     </w:p>
     <w:p>
@@ -6537,13 +6407,7 @@
         <w:pStyle w:val="BodyText"/>
       </w:pPr>
       <w:r>
-        <w:t xml:space="preserve">Big Iron’s complaint alleged three different claims 1) a breach of contract claim seeking money damages, 2) a standalone claim for injunctive relief seeking an injunction that enforced the terms of the restrictive covenants contained in the ISR Agreement, and 3) a tortious interference with a business relationship claim seeking money damages. (T9</w:t>
-      </w:r>
-      <w:r>
-        <w:noBreakHyphen/>
-      </w:r>
-      <w:r>
-        <w:t xml:space="preserve">13). Big Iron’s prayer for relief sought money damages and temporary and permanent injunctions to enforce the restrictive covenants contained in the ISR Agreement. (T13).</w:t>
+        <w:t xml:space="preserve">Big Iron’s complaint alleged three different claims 1) a breach of contract claim seeking money damages, 2) a standalone claim for injunctive relief seeking an injunction that enforced the terms of the restrictive covenants contained in the ISR Agreement, and 3) a tortious interference with a business relationship claim seeking money damages. (T9-⁠13). Big Iron’s prayer for relief sought money damages and temporary and permanent injunctions to enforce the restrictive covenants contained in the ISR Agreement. (T13).</w:t>
       </w:r>
     </w:p>
     <w:p>
@@ -6551,13 +6415,7 @@
         <w:pStyle w:val="BodyText"/>
       </w:pPr>
       <w:r>
-        <w:t xml:space="preserve">Shortly after filing its complaint, Big Iron filed a motion for temporary injunction seeking to enforce the restrictive covenants contained in the ISR Agreement based on similar factual allegations as those made in Big Iron’s complaint. (T21</w:t>
-      </w:r>
-      <w:r>
-        <w:noBreakHyphen/>
-      </w:r>
-      <w:r>
-        <w:t xml:space="preserve">29).</w:t>
+        <w:t xml:space="preserve">Shortly after filing its complaint, Big Iron filed a motion for temporary injunction seeking to enforce the restrictive covenants contained in the ISR Agreement based on similar factual allegations as those made in Big Iron’s complaint. (T21-⁠29).</w:t>
       </w:r>
     </w:p>
     <w:p>
@@ -6637,13 +6495,7 @@
         <w:pStyle w:val="BodyText"/>
       </w:pPr>
       <w:r>
-        <w:t xml:space="preserve">Big Iron’s motion for temporary injunction was granted in part. (T120). Harder Capital and Mr. Harder were ordered to not provide any sales or service to any customers they did business with while Harder Capital was using the Big Iron online platform for auctions. (T121). To prevent injury to third-parties, Harder Capital was allowed to complete scheduled auctions, but the proceeds were to be placed in trust pending further order of the district court. (T121</w:t>
-      </w:r>
-      <w:r>
-        <w:noBreakHyphen/>
-      </w:r>
-      <w:r>
-        <w:t xml:space="preserve">122). To allow the temporary injunction to go into place, the district court required Big Iron to give an undertaking in the amount of $300,000 pursuant to Neb. Rev. Stat. § 25-⁠1067.</w:t>
+        <w:t xml:space="preserve">Big Iron’s motion for temporary injunction was granted in part. (T120). Harder Capital and Mr. Harder were ordered to not provide any sales or service to any customers they did business with while Harder Capital was using the Big Iron online platform for auctions. (T121). To prevent injury to third-parties, Harder Capital was allowed to complete scheduled auctions, but the proceeds were to be placed in trust pending further order of the district court. (T121-⁠122). To allow the temporary injunction to go into place, the district court required Big Iron to give an undertaking in the amount of $300,000 pursuant to Neb. Rev. Stat. § 25-⁠1067.</w:t>
       </w:r>
       <w:r>
         <w:t xml:space="preserve"> </w:t>
@@ -6767,13 +6619,7 @@
         <w:pStyle w:val="BodyText"/>
       </w:pPr>
       <w:r>
-        <w:t xml:space="preserve">(90:17</w:t>
-      </w:r>
-      <w:r>
-        <w:noBreakHyphen/>
-      </w:r>
-      <w:r>
-        <w:t xml:space="preserve">102:5).</w:t>
+        <w:t xml:space="preserve">(90:17-⁠102:5).</w:t>
       </w:r>
     </w:p>
     <w:p>
@@ -6781,13 +6627,7 @@
         <w:pStyle w:val="BodyText"/>
       </w:pPr>
       <w:r>
-        <w:t xml:space="preserve">After Harder Capital’s motion to dismiss was overruled, Harder Capital filed an answer to Big Iron’s complaint in the district court denying Big Iron’s allegations and specifically denying Big Iron’s breach of contract and tortious interference claims, because those had been referred to arbitration. (T128</w:t>
-      </w:r>
-      <w:r>
-        <w:noBreakHyphen/>
-      </w:r>
-      <w:r>
-        <w:t xml:space="preserve">130).</w:t>
+        <w:t xml:space="preserve">After Harder Capital’s motion to dismiss was overruled, Harder Capital filed an answer to Big Iron’s complaint in the district court denying Big Iron’s allegations and specifically denying Big Iron’s breach of contract and tortious interference claims, because those had been referred to arbitration. (T128-⁠130).</w:t>
       </w:r>
     </w:p>
     <w:p>
@@ -6795,19 +6635,7 @@
         <w:pStyle w:val="BodyText"/>
       </w:pPr>
       <w:r>
-        <w:t xml:space="preserve">After Big Iron’s claims other than its claim for injunctive relief were referred to arbitration, most of the proceedings moved from the district court to arbitration before Timothy R. Engler as the arbiter. (T214). However, there was still some action in the district court preceding the arbiter’s final decision on the non-equitable issues and claims. (T134). About six months after the district court entered the temporary injunction, Harder Capital requested that the temporary injunction be vacated as a result of a Federal Trade Commission rule that invalidated most non-compete clauses including the restrictive covenants enforced by the temporary injunction. (T134). Around the same time, Big Iron filed an application to hold Harder Capital in contempt for allegedly violating the temporary injunction, and the district court entered an order to show cause requiring Harder Capital to explain why it should not be held in contempt for violating the temporary injunction. (T137</w:t>
-      </w:r>
-      <w:r>
-        <w:noBreakHyphen/>
-      </w:r>
-      <w:r>
-        <w:t xml:space="preserve">139, T196). The district court declined to vacate the temporary injunction or hold Harder Capital in contempt, and ordered the parties to continue with arbitration. (T198</w:t>
-      </w:r>
-      <w:r>
-        <w:noBreakHyphen/>
-      </w:r>
-      <w:r>
-        <w:t xml:space="preserve">203).</w:t>
+        <w:t xml:space="preserve">After Big Iron’s claims other than its claim for injunctive relief were referred to arbitration, most of the proceedings moved from the district court to arbitration before Timothy R. Engler as the arbiter. (T214). However, there was still some action in the district court preceding the arbiter’s final decision on the non-equitable issues and claims. (T134). About six months after the district court entered the temporary injunction, Harder Capital requested that the temporary injunction be vacated as a result of a Federal Trade Commission rule that invalidated most non-compete clauses including the restrictive covenants enforced by the temporary injunction. (T134). Around the same time, Big Iron filed an application to hold Harder Capital in contempt for allegedly violating the temporary injunction, and the district court entered an order to show cause requiring Harder Capital to explain why it should not be held in contempt for violating the temporary injunction. (T137-⁠139, T196). The district court declined to vacate the temporary injunction or hold Harder Capital in contempt, and ordered the parties to continue with arbitration. (T198-⁠203).</w:t>
       </w:r>
     </w:p>
     <w:p>
@@ -6887,25 +6715,7 @@
         <w:pStyle w:val="BodyText"/>
       </w:pPr>
       <w:r>
-        <w:t xml:space="preserve">The arbitration hearing before Timothy R. Engler was held from October 16</w:t>
-      </w:r>
-      <w:r>
-        <w:noBreakHyphen/>
-      </w:r>
-      <w:r>
-        <w:t xml:space="preserve">17, 2024. (T214). As stated previously, Big Iron’s breach of contract and tortious interference claims were referred to arbitration. (T122). In arbitration, Harder Capital denied liability on those two claims and made a counterclaim against Big Iron. (E15, p. 53</w:t>
-      </w:r>
-      <w:r>
-        <w:noBreakHyphen/>
-      </w:r>
-      <w:r>
-        <w:t xml:space="preserve">60). Harder Capital’s counterclaim alleged that Big Iron breached the ISR Agreement by failing to pay Harder Capital all of its earned commissions and that a repeated glitch on Big Iron’s online auction platform caused Harder Capital to receive reduced commissions as sales were decreased as a result of the glitch. (E15, p. 57</w:t>
-      </w:r>
-      <w:r>
-        <w:noBreakHyphen/>
-      </w:r>
-      <w:r>
-        <w:t xml:space="preserve">60). On its counterclaim, Harder Capital’s prayer for relief sought “[s]pecial damages in the amount of earned but unpaid commissions and reduced commissions due to the glitch” as well as interest and any other appropriate relief. (E15, p. 60).</w:t>
+        <w:t xml:space="preserve">The arbitration hearing before Timothy R. Engler was held from October 16-⁠17, 2024. (T214). As stated previously, Big Iron’s breach of contract and tortious interference claims were referred to arbitration. (T122). In arbitration, Harder Capital denied liability on those two claims and made a counterclaim against Big Iron. (E15, p. 53-⁠60). Harder Capital’s counterclaim alleged that Big Iron breached the ISR Agreement by failing to pay Harder Capital all of its earned commissions and that a repeated glitch on Big Iron’s online auction platform caused Harder Capital to receive reduced commissions as sales were decreased as a result of the glitch. (E15, p. 57-⁠60). On its counterclaim, Harder Capital’s prayer for relief sought “[s]pecial damages in the amount of earned but unpaid commissions and reduced commissions due to the glitch” as well as interest and any other appropriate relief. (E15, p. 60).</w:t>
       </w:r>
     </w:p>
     <w:p>
@@ -6913,19 +6723,7 @@
         <w:pStyle w:val="BodyText"/>
       </w:pPr>
       <w:r>
-        <w:t xml:space="preserve">Prior to the arbitration hearing, Harder Capital submitted a pretrial conference memorandum to better describe the issues to be determined in the arbitration hearing. (E15, p. 61</w:t>
-      </w:r>
-      <w:r>
-        <w:noBreakHyphen/>
-      </w:r>
-      <w:r>
-        <w:t xml:space="preserve">65). Harder Capital’s proposed disputed factual issues included: whether either party to the ISR Agreement substantially performed it, the amount of commissions earned but not paid to Harder Capital, factual issues related to enforceability of the restrictive covenants, the number of customers covered by the restrictive covenants, and all aspects of Big Iron’s tortious interference claim. (E15, p. 63). Harder Capital identified disputed legal issues as: whether the restrictive covenants were enforceable, whether Mr. Harder was a party to the ISR Agreement, legal issues related to Big Iron’s tortious interference claim, whether Harder Capital’s obligations under the ISR Agreement were excused, and whether Big Iron’s obligated to pay Harder Capital earned commissions were excused. (E15, p. 63</w:t>
-      </w:r>
-      <w:r>
-        <w:noBreakHyphen/>
-      </w:r>
-      <w:r>
-        <w:t xml:space="preserve">64). In the arbitration proceeding, Harder Capital sought relief only in the form of damages for earned but unpaid commissions and damages caused by lost commissions due to the glitch with Big Iron’s website. (E15, p. 64).</w:t>
+        <w:t xml:space="preserve">Prior to the arbitration hearing, Harder Capital submitted a pretrial conference memorandum to better describe the issues to be determined in the arbitration hearing. (E15, p. 61-⁠65). Harder Capital’s proposed disputed factual issues included: whether either party to the ISR Agreement substantially performed it, the amount of commissions earned but not paid to Harder Capital, factual issues related to enforceability of the restrictive covenants, the number of customers covered by the restrictive covenants, and all aspects of Big Iron’s tortious interference claim. (E15, p. 63). Harder Capital identified disputed legal issues as: whether the restrictive covenants were enforceable, whether Mr. Harder was a party to the ISR Agreement, legal issues related to Big Iron’s tortious interference claim, whether Harder Capital’s obligations under the ISR Agreement were excused, and whether Big Iron’s obligated to pay Harder Capital earned commissions were excused. (E15, p. 63-⁠64). In the arbitration proceeding, Harder Capital sought relief only in the form of damages for earned but unpaid commissions and damages caused by lost commissions due to the glitch with Big Iron’s website. (E15, p. 64).</w:t>
       </w:r>
     </w:p>
     <w:p>
@@ -6933,19 +6731,7 @@
         <w:pStyle w:val="BodyText"/>
       </w:pPr>
       <w:r>
-        <w:t xml:space="preserve">Once evidence was submitted at the live arbitration hearing on October 16</w:t>
-      </w:r>
-      <w:r>
-        <w:noBreakHyphen/>
-      </w:r>
-      <w:r>
-        <w:t xml:space="preserve">17, 2024, Harder Capital submitted a closing argument brief. (E15, p. 66</w:t>
-      </w:r>
-      <w:r>
-        <w:noBreakHyphen/>
-      </w:r>
-      <w:r>
-        <w:t xml:space="preserve">76). That brief contained a section with the heading, “What Happens if the Restrictive Covenants are Not Enforceable.” (E15, p. 67). That section states:</w:t>
+        <w:t xml:space="preserve">Once evidence was submitted at the live arbitration hearing on October 16-⁠17, 2024, Harder Capital submitted a closing argument brief. (E15, p. 66-⁠76). That brief contained a section with the heading, “What Happens if the Restrictive Covenants are Not Enforceable.” (E15, p. 67). That section states:</w:t>
       </w:r>
     </w:p>
     <w:p>
@@ -6969,13 +6755,7 @@
         <w:pStyle w:val="BodyText"/>
       </w:pPr>
       <w:r>
-        <w:t xml:space="preserve">(E15, p. 67) (emphasis added). In its closing argument brief, Harder Capital calculated its damages for earned but unpaid commissions at $55,155.51, and the relief sought by Harder Capital after the arbitration was a finding that the restrictive covenants are void and an arbitration award of $55,155.51 based on those unpaid commissions. (E15, p. 74</w:t>
-      </w:r>
-      <w:r>
-        <w:noBreakHyphen/>
-      </w:r>
-      <w:r>
-        <w:t xml:space="preserve">75).</w:t>
+        <w:t xml:space="preserve">(E15, p. 67) (emphasis added). In its closing argument brief, Harder Capital calculated its damages for earned but unpaid commissions at $55,155.51, and the relief sought by Harder Capital after the arbitration was a finding that the restrictive covenants are void and an arbitration award of $55,155.51 based on those unpaid commissions. (E15, p. 74-⁠75).</w:t>
       </w:r>
     </w:p>
     <w:p>
@@ -6983,13 +6763,7 @@
         <w:pStyle w:val="BodyText"/>
       </w:pPr>
       <w:r>
-        <w:t xml:space="preserve">No issues concerning damages caused by the temporary injunction entered by the district court were submitted to the arbiter. (E15, p. 61</w:t>
-      </w:r>
-      <w:r>
-        <w:noBreakHyphen/>
-      </w:r>
-      <w:r>
-        <w:t xml:space="preserve">65). At the time of the arbitration hearing, the temporary injunction was in place and not yet determined to be wrongful, so the issue of damages for a wrongful injunction was not ripe during the arbitration hearing. (T211).</w:t>
+        <w:t xml:space="preserve">No issues concerning damages caused by the temporary injunction entered by the district court were submitted to the arbiter. (E15, p. 61-⁠65). At the time of the arbitration hearing, the temporary injunction was in place and not yet determined to be wrongful, so the issue of damages for a wrongful injunction was not ripe during the arbitration hearing. (T211).</w:t>
       </w:r>
     </w:p>
     <w:p>
@@ -7005,19 +6779,7 @@
         <w:pStyle w:val="BodyText"/>
       </w:pPr>
       <w:r>
-        <w:t xml:space="preserve">As to other damages, the arbiter determined that Harder Capital was entitled to the funds held in trust that were the income from auctions Harder Capital organized after the ISR Agreement was terminated. (E14, p. 106). The arbiter awarded damages to Harder Capital for earned but unpaid commissions in the amount of $19,405.91. (E14, p. 107). The arbiter determined that there were “no other recoverable damages that could be awarded to Harder Capital or Ryan Harder based on the invalidation of the restrictive covenants.” (E14, p. 107). Measuring those damages would be too speculative. (E14, p. 107). The arbiter determined that each party was responsible for their share of the fees and expenses of the arbitration. (E14, p. 107</w:t>
-      </w:r>
-      <w:r>
-        <w:noBreakHyphen/>
-      </w:r>
-      <w:r>
-        <w:t xml:space="preserve">108). The arbiter’s final decision and order did not discuss damages, costs, or fees caused by entry of the temporary injunction (which was in place when the decision was written and issued). (E14, p. 96</w:t>
-      </w:r>
-      <w:r>
-        <w:noBreakHyphen/>
-      </w:r>
-      <w:r>
-        <w:t xml:space="preserve">108).</w:t>
+        <w:t xml:space="preserve">As to other damages, the arbiter determined that Harder Capital was entitled to the funds held in trust that were the income from auctions Harder Capital organized after the ISR Agreement was terminated. (E14, p. 106). The arbiter awarded damages to Harder Capital for earned but unpaid commissions in the amount of $19,405.91. (E14, p. 107). The arbiter determined that there were “no other recoverable damages that could be awarded to Harder Capital or Ryan Harder based on the invalidation of the restrictive covenants.” (E14, p. 107). Measuring those damages would be too speculative. (E14, p. 107). The arbiter determined that each party was responsible for their share of the fees and expenses of the arbitration. (E14, p. 107-⁠108). The arbiter’s final decision and order did not discuss damages, costs, or fees caused by entry of the temporary injunction (which was in place when the decision was written and issued). (E14, p. 96-⁠108).</w:t>
       </w:r>
     </w:p>
     <w:p>
@@ -7105,13 +6867,7 @@
         <w:pStyle w:val="BodyText"/>
       </w:pPr>
       <w:r>
-        <w:t xml:space="preserve">Harder Capital also filed a motion to assess damages, costs, and fees for wrongful injunction and set that motion for hearing. (T208). At the hearing, unrebutted evidence of the damages, costs, and fees Harder Capital incurred as a result of the wrongfully granted injunction were received into evidence. (E14, p. 1</w:t>
-      </w:r>
-      <w:r>
-        <w:noBreakHyphen/>
-      </w:r>
-      <w:r>
-        <w:t xml:space="preserve">114; E15, p. 2).</w:t>
+        <w:t xml:space="preserve">Harder Capital also filed a motion to assess damages, costs, and fees for wrongful injunction and set that motion for hearing. (T208). At the hearing, unrebutted evidence of the damages, costs, and fees Harder Capital incurred as a result of the wrongfully granted injunction were received into evidence. (E14, p. 1-⁠114; E15, p. 2).</w:t>
       </w:r>
     </w:p>
     <w:p>
@@ -7119,13 +6875,7 @@
         <w:pStyle w:val="BodyText"/>
       </w:pPr>
       <w:r>
-        <w:t xml:space="preserve">Through his affidavit, Mr. Harder described his business. (E14, p. 1</w:t>
-      </w:r>
-      <w:r>
-        <w:noBreakHyphen/>
-      </w:r>
-      <w:r>
-        <w:t xml:space="preserve">114). Mr. Harder began working as an ISR for Big Iron in 2009. (E14, p. 1). As an ISR, Mr Harder was compensated based on commissions earned when customers he serviced sold their property through Big Iron’s online auction platform. (E14, p. 1). In 2015, Mr. Harder organized Harder Capital, LLC and ran his auction business through that limited liability company. (E14, p. 2).</w:t>
+        <w:t xml:space="preserve">Through his affidavit, Mr. Harder described his business. (E14, p. 1-⁠114). Mr. Harder began working as an ISR for Big Iron in 2009. (E14, p. 1). As an ISR, Mr Harder was compensated based on commissions earned when customers he serviced sold their property through Big Iron’s online auction platform. (E14, p. 1). In 2015, Mr. Harder organized Harder Capital, LLC and ran his auction business through that limited liability company. (E14, p. 2).</w:t>
       </w:r>
     </w:p>
     <w:p>
@@ -7133,13 +6883,7 @@
         <w:pStyle w:val="BodyText"/>
       </w:pPr>
       <w:r>
-        <w:t xml:space="preserve">Harder Capital was one of Big Iron’s most successful ISRs with sales and commissions generally growing year over year. (E14, p. 2). For Big Iron’s 2024 fiscal year, Harder Capital’s sales goal was $15 million. (E14, p. 2). Harder Capital’s 1099 tax forms from Big Iron showed auction sales income of $146,861 in 2016, $140,664 in 2017, $229,993 in 2018, $195,494 in 2019, $250,276 in 2020, $373,786 in 2021, $395,502 in 2022, and $488,903 in 2023. (E14, p. 13</w:t>
-      </w:r>
-      <w:r>
-        <w:noBreakHyphen/>
-      </w:r>
-      <w:r>
-        <w:t xml:space="preserve">23). Harder Capital’s 1099 for 2023 only reflected ten months of auction sales work, because Harder Capital terminated the ISR Agreement in October of 2023. (E14, p. 2). Additionally, 2023’s 1099 did not reflect $19,405.91 which was determined by the arbiter to have been wrongfully withheld from Harder Capital. (E14, p. 2).</w:t>
+        <w:t xml:space="preserve">Harder Capital was one of Big Iron’s most successful ISRs with sales and commissions generally growing year over year. (E14, p. 2). For Big Iron’s 2024 fiscal year, Harder Capital’s sales goal was $15 million. (E14, p. 2). Harder Capital’s 1099 tax forms from Big Iron showed auction sales income of $146,861 in 2016, $140,664 in 2017, $229,993 in 2018, $195,494 in 2019, $250,276 in 2020, $373,786 in 2021, $395,502 in 2022, and $488,903 in 2023. (E14, p. 13-⁠23). Harder Capital’s 1099 for 2023 only reflected ten months of auction sales work, because Harder Capital terminated the ISR Agreement in October of 2023. (E14, p. 2). Additionally, 2023’s 1099 did not reflect $19,405.91 which was determined by the arbiter to have been wrongfully withheld from Harder Capital. (E14, p. 2).</w:t>
       </w:r>
     </w:p>
     <w:p>
@@ -7155,19 +6899,7 @@
         <w:pStyle w:val="BodyText"/>
       </w:pPr>
       <w:r>
-        <w:t xml:space="preserve">Because of the temporary injunction preventing Harder Capital from doing almost all auction sales from December 6, 2023 to December 6, 2024, Harder Capital sustained $528,34.80 in lost income as damages. (E14, p. 6). Harder Capital calculated its lost income damages by using its 2023 per month average gross revenue of $50,830.80 as its baseline for lost gross revenue during the period of the injunction. (E14, p. 4). $50,830.80 multiplied by twelve months equals $609,969.60. (E14, p. 4). After the lost gross revenue was calculated, Harder Capital subtracted savings caused by the temporary injunction (staffing reduction and fuel savings) to reach a reasonable estimate of $528,340.80 in lost income caused by the temporary injunction. (E14, p. 5). All of Harder Capital’s damages calculations were substantiated by its business records and tax records or records created by Big Iron. (E14, p. 8</w:t>
-      </w:r>
-      <w:r>
-        <w:noBreakHyphen/>
-      </w:r>
-      <w:r>
-        <w:t xml:space="preserve">89, 109</w:t>
-      </w:r>
-      <w:r>
-        <w:noBreakHyphen/>
-      </w:r>
-      <w:r>
-        <w:t xml:space="preserve">114).</w:t>
+        <w:t xml:space="preserve">Because of the temporary injunction preventing Harder Capital from doing almost all auction sales from December 6, 2023 to December 6, 2024, Harder Capital sustained $528,34.80 in lost income as damages. (E14, p. 6). Harder Capital calculated its lost income damages by using its 2023 per month average gross revenue of $50,830.80 as its baseline for lost gross revenue during the period of the injunction. (E14, p. 4). $50,830.80 multiplied by twelve months equals $609,969.60. (E14, p. 4). After the lost gross revenue was calculated, Harder Capital subtracted savings caused by the temporary injunction (staffing reduction and fuel savings) to reach a reasonable estimate of $528,340.80 in lost income caused by the temporary injunction. (E14, p. 5). All of Harder Capital’s damages calculations were substantiated by its business records and tax records or records created by Big Iron. (E14, p. 8-⁠89, 109-⁠114).</w:t>
       </w:r>
     </w:p>
     <w:p>
@@ -7183,19 +6915,7 @@
         <w:pStyle w:val="BodyText"/>
       </w:pPr>
       <w:r>
-        <w:t xml:space="preserve">At the hearing on the motion for damages, costs, and fees for wrongful injunction, Big Iron did not submit any evidence to rebut Harder Capital’s damages, costs, and fees caused by the wrongful injunction. Instead, Big Iron argued that the issue of Harder Capital’s damages, costs, and fees caused by the wrongful injunction was either decided in the arbitration hearing or should have been submitted during the arbitration hearing. (158:20</w:t>
-      </w:r>
-      <w:r>
-        <w:noBreakHyphen/>
-      </w:r>
-      <w:r>
-        <w:t xml:space="preserve">178:15). Big Iron further argued that if Harder Capital wanted to seek damages caused by the temporary injunction, the arbiter’s award would have to be vacated first to allow that. (164:7</w:t>
-      </w:r>
-      <w:r>
-        <w:noBreakHyphen/>
-      </w:r>
-      <w:r>
-        <w:t xml:space="preserve">168:19).</w:t>
+        <w:t xml:space="preserve">At the hearing on the motion for damages, costs, and fees for wrongful injunction, Big Iron did not submit any evidence to rebut Harder Capital’s damages, costs, and fees caused by the wrongful injunction. Instead, Big Iron argued that the issue of Harder Capital’s damages, costs, and fees caused by the wrongful injunction was either decided in the arbitration hearing or should have been submitted during the arbitration hearing. (158:20-⁠178:15). Big Iron further argued that if Harder Capital wanted to seek damages caused by the temporary injunction, the arbiter’s award would have to be vacated first to allow that. (164:7-⁠168:19).</w:t>
       </w:r>
     </w:p>
     <w:p>
@@ -7626,19 +7346,7 @@
         <w:pStyle w:val="XdQuoteOnly"/>
       </w:pPr>
       <w:r>
-        <w:t xml:space="preserve">No injunction, unless provided by special statute, shall operate until the party obtaining the same shall give an undertaking, executed by one or more sufficient sureties, who shall justify as provided in sections 25</w:t>
-      </w:r>
-      <w:r>
-        <w:noBreakHyphen/>
-      </w:r>
-      <w:r>
-        <w:t xml:space="preserve">2222 and 25</w:t>
-      </w:r>
-      <w:r>
-        <w:noBreakHyphen/>
-      </w:r>
-      <w:r>
-        <w:t xml:space="preserve">2223. The undertaking shall be approved by the clerk of the court granting such injunction, in an amount to be fixed by the court or judge allowing the same, to secure to the party enjoined the damages he may sustain, if it be finally decided that the injunction ought not to have been granted.</w:t>
+        <w:t xml:space="preserve">No injunction, unless provided by special statute, shall operate until the party obtaining the same shall give an undertaking, executed by one or more sufficient sureties, who shall justify as provided in sections 25-⁠2222 and 25-⁠2223. The undertaking shall be approved by the clerk of the court granting such injunction, in an amount to be fixed by the court or judge allowing the same, to secure to the party enjoined the damages he may sustain, if it be finally decided that the injunction ought not to have been granted.</w:t>
       </w:r>
     </w:p>
     <w:p>
@@ -7658,13 +7366,7 @@
         <w:t xml:space="preserve"> </w:t>
       </w:r>
       <w:r>
-        <w:t xml:space="preserve">and 25</w:t>
-      </w:r>
-      <w:r>
-        <w:noBreakHyphen/>
-      </w:r>
-      <w:r>
-        <w:t xml:space="preserve">1079 (Reissue 2008), if an injunction is wrongfully granted, the party requesting the injunction is required to pay all damages and reasonable attorney fees to the enjoined party and is not limited to the amount of the bond.”</w:t>
+        <w:t xml:space="preserve">and 25-⁠1079 (Reissue 2008), if an injunction is wrongfully granted, the party requesting the injunction is required to pay all damages and reasonable attorney fees to the enjoined party and is not limited to the amount of the bond.”</w:t>
       </w:r>
       <w:r>
         <w:t xml:space="preserve"> </w:t>
@@ -7924,13 +7626,7 @@
         <w:pStyle w:val="BodyText"/>
       </w:pPr>
       <w:r>
-        <w:t xml:space="preserve">During the course of the litigation and arbitration, both Big Iron and Harder Capital requested relief related to the temporary injunction from the district court. Six months after the temporary injunction was entered, Harder Capital filed a motion requesting that the district court vacate the injunction based on new legal developments. (T134). Shortly thereafter, Big Iron moved the district court to find Harder Capital in contempt of the temporary injunction. (T137</w:t>
-      </w:r>
-      <w:r>
-        <w:noBreakHyphen/>
-      </w:r>
-      <w:r>
-        <w:t xml:space="preserve">139). Both sides clearly understood that relief related to the temporary injunction would continue to be decided by the district court. Big Iron cannot now switch its position and argue that the district court did not have authority to grant relief pertaining to the temporary injunction.</w:t>
+        <w:t xml:space="preserve">During the course of the litigation and arbitration, both Big Iron and Harder Capital requested relief related to the temporary injunction from the district court. Six months after the temporary injunction was entered, Harder Capital filed a motion requesting that the district court vacate the injunction based on new legal developments. (T134). Shortly thereafter, Big Iron moved the district court to find Harder Capital in contempt of the temporary injunction. (T137-⁠139). Both sides clearly understood that relief related to the temporary injunction would continue to be decided by the district court. Big Iron cannot now switch its position and argue that the district court did not have authority to grant relief pertaining to the temporary injunction.</w:t>
       </w:r>
     </w:p>
     <w:p>
@@ -8845,19 +8541,7 @@
         <w:t xml:space="preserve">v. Milan Express Co.</w:t>
       </w:r>
       <w:r>
-        <w:t xml:space="preserve">, No. A</w:t>
-      </w:r>
-      <w:r>
-        <w:noBreakHyphen/>
-      </w:r>
-      <w:r>
-        <w:t xml:space="preserve">18</w:t>
-      </w:r>
-      <w:r>
-        <w:noBreakHyphen/>
-      </w:r>
-      <w:r>
-        <w:t xml:space="preserve">570, 2020 Neb. App. LEXIS 79, at *23 (Ct. App. Mar. 17, 2020). With some exceptions discussed later, “a valid and final award by arbitration has the same effects under the rules of res judicata…as a judgment of a court.” Restat 2d of Judgments, § 84.</w:t>
+        <w:t xml:space="preserve">, No. A-⁠18-⁠570, 2020 Neb. App. LEXIS 79, at *23 (Ct. App. Mar. 17, 2020). With some exceptions discussed later, “a valid and final award by arbitration has the same effects under the rules of res judicata…as a judgment of a court.” Restat 2d of Judgments, § 84.</w:t>
       </w:r>
     </w:p>
     <w:p>
@@ -9388,13 +9072,7 @@
         <w:t xml:space="preserve">Id</w:t>
       </w:r>
       <w:r>
-        <w:t xml:space="preserve">. 897</w:t>
-      </w:r>
-      <w:r>
-        <w:noBreakHyphen/>
-      </w:r>
-      <w:r>
-        <w:t xml:space="preserve">98, 42. In the arbitration, the competing breach of contract claims and Big Iron’s tortious interference claim did not rely on the same basic facts as Harder Capital’s motion to assess damages, costs, and fees for wrongful injunction. The basic facts of Harder Capital’s motion to assess damages, costs, and fees for wrongful injunction were that Harder Capital was enjoined from working for a year and lost income due to the involuntary vacation. These facts were not relevant to the claims asserted in the arbitration.</w:t>
+        <w:t xml:space="preserve">. 897-⁠98, 42. In the arbitration, the competing breach of contract claims and Big Iron’s tortious interference claim did not rely on the same basic facts as Harder Capital’s motion to assess damages, costs, and fees for wrongful injunction. The basic facts of Harder Capital’s motion to assess damages, costs, and fees for wrongful injunction were that Harder Capital was enjoined from working for a year and lost income due to the involuntary vacation. These facts were not relevant to the claims asserted in the arbitration.</w:t>
       </w:r>
     </w:p>
     <w:p>
@@ -9714,13 +9392,7 @@
         <w:t xml:space="preserve">Id</w:t>
       </w:r>
       <w:r>
-        <w:t xml:space="preserve">. 1051</w:t>
-      </w:r>
-      <w:r>
-        <w:noBreakHyphen/>
-      </w:r>
-      <w:r>
-        <w:t xml:space="preserve">55. Moving on to the same arguments made by Big Iron, the Second Circuit Court of Appeals stated:</w:t>
+        <w:t xml:space="preserve">. 1051-⁠55. Moving on to the same arguments made by Big Iron, the Second Circuit Court of Appeals stated:</w:t>
       </w:r>
     </w:p>
     <w:p>
@@ -10707,9 +10379,7 @@
                     <w:t xml:space="preserve"> </w:t>
                   </w:r>
                   <w:r>
-                    <w:t xml:space="preserve">382</w:t>
-                    <w:noBreakHyphen/>
-                    <w:t xml:space="preserve">1930</w:t>
+                    <w:t xml:space="preserve">382-⁠1930</w:t>
                   </w:r>
                 </w:p>
                 <w:p>
@@ -11701,7 +11371,7 @@
     <w:qFormat/>
     <w:pPr>
       <w:keepLines/>
-      <w:spacing w:before="0" w:after="140" w:line="276" w:lineRule="exact"/>
+      <w:spacing w:before="46" w:after="140" w:line="276" w:lineRule="exact"/>
     </w:pPr>
     <w:rPr>
       <w:sz w:val="24"/>
